--- a/sessoes/sessao-05/Worksheet_S05_Outlook_Teams.docx
+++ b/sessoes/sessao-05/Worksheet_S05_Outlook_Teams.docx
@@ -108,23 +108,7 @@
         <w:t xml:space="preserve"> </w:t>
       </w:r>
       <w:r>
-        <w:t xml:space="preserve">do dia-a-dia em IES: chega-te uma cadeia de e-mails que cresceu durante uma semana, ou uma transcrição de reunião com decisões dispersas, e tens 1 hora para sintetizar e propor próximos passos.</w:t>
-      </w:r>
-      <w:r>
-        <w:t xml:space="preserve"> </w:t>
-      </w:r>
-      <w:r>
-        <w:rPr>
-          <w:b/>
-          <w:bCs/>
-        </w:rPr>
-        <w:t xml:space="preserve">Esta é a sessão que mais minutos por dia te poupa.</w:t>
-      </w:r>
-      <w:r>
-        <w:t xml:space="preserve"> </w:t>
-      </w:r>
-      <w:r>
-        <w:t xml:space="preserve">Lê o</w:t>
+        <w:t xml:space="preserve">do dia-a-dia em IES: chega-te uma cadeia de e-mails que cresceu durante uma semana, ou uma transcrição de reunião com decisões dispersas, e tens 1 hora para sintetizar e propor próximos passos. Lê o</w:t>
       </w:r>
       <w:r>
         <w:t xml:space="preserve"> </w:t>

--- a/sessoes/sessao-05/Worksheet_S05_Outlook_Teams.docx
+++ b/sessoes/sessao-05/Worksheet_S05_Outlook_Teams.docx
@@ -2040,7 +2040,7 @@
           <w:b/>
           <w:bCs/>
         </w:rPr>
-        <w:t xml:space="preserve">Implicações práticas que afectam o teu trabalho:</w:t>
+        <w:t xml:space="preserve">Implicações práticas que afetam o teu trabalho:</w:t>
       </w:r>
     </w:p>
     <w:p>
@@ -4103,7 +4103,7 @@
           <w:i/>
           <w:iCs/>
         </w:rPr>
-        <w:t xml:space="preserve">“Produz em registo neutro institucional. Não uses adjectivos avaliativos sobre intervenientes. Não atribuas intenções.”</w:t>
+        <w:t xml:space="preserve">“Produz em registo neutro institucional. Não uses adjetivos avaliativos sobre intervenientes. Não atribuas intenções.”</w:t>
       </w:r>
     </w:p>
     <w:p>

--- a/sessoes/sessao-05/Worksheet_S05_Outlook_Teams.docx
+++ b/sessoes/sessao-05/Worksheet_S05_Outlook_Teams.docx
@@ -2254,13 +2254,53 @@
     </w:p>
     <w:bookmarkEnd w:id="24"/>
     <w:bookmarkEnd w:id="25"/>
-    <w:bookmarkStart w:id="35" w:name="Xb9edc7111b2944ab9feff6c305a84c0cda64b37"/>
+    <w:bookmarkStart w:id="35" w:name="X4c2728770fc6989324cce88879a64fb55910b0d"/>
     <w:p>
       <w:pPr>
         <w:pStyle w:val="Heading2"/>
       </w:pPr>
       <w:r>
-        <w:t xml:space="preserve">Bloco 6 — Aplicação livre: e-mail ao Reitor + ações da reunião (20 min: Sub-A 10 + Sub-B 10) · Sub-A e Sub-B OBRIGATÓRIOS · Sub-C OPCIONAL (8 min)</w:t>
+        <w:t xml:space="preserve">Bloco 6 — Aplicação livre: e-mail ao Reitor + ações da reunião (20 min: Sub-A 8 + Sub-B 12) · Sub-A e Sub-B OBRIGATÓRIOS · Sub-C OPCIONAL (8 min)</w:t>
+      </w:r>
+    </w:p>
+    <w:p>
+      <w:pPr>
+        <w:pStyle w:val="BlockText"/>
+      </w:pPr>
+      <w:r>
+        <w:t xml:space="preserve">⏱</w:t>
+      </w:r>
+      <w:r>
+        <w:t xml:space="preserve"> </w:t>
+      </w:r>
+      <w:r>
+        <w:rPr>
+          <w:b/>
+          <w:bCs/>
+        </w:rPr>
+        <w:t xml:space="preserve">Se o tempo apertar:</w:t>
+      </w:r>
+      <w:r>
+        <w:t xml:space="preserve"> </w:t>
+      </w:r>
+      <w:r>
+        <w:t xml:space="preserve">encurta o Sub-A (e-mail ao Reitor) — apoia-te na versão modelo da página e foca só o re-prompt que preserva as duas datas.</w:t>
+      </w:r>
+      <w:r>
+        <w:t xml:space="preserve"> </w:t>
+      </w:r>
+      <w:r>
+        <w:rPr>
+          <w:b/>
+          <w:bCs/>
+        </w:rPr>
+        <w:t xml:space="preserve">Não cortes</w:t>
+      </w:r>
+      <w:r>
+        <w:t xml:space="preserve"> </w:t>
+      </w:r>
+      <w:r>
+        <w:t xml:space="preserve">a validação por timestamp do Sub-B nem o follow-up dos silenciados do Bloco 5 — é aí que está o que esta sessão tem de novo.</w:t>
       </w:r>
     </w:p>
     <w:bookmarkStart w:id="28" w:name="sub-a--redigir-o-e-mail-ao-reitor-10-min"/>
